--- a/assets/report-templates/manager-reports/health-guide-assignment.docx
+++ b/assets/report-templates/manager-reports/health-guide-assignment.docx
@@ -7961,6 +7961,8 @@
                               <w:rFonts w:ascii="Helvetica Neue W23 for SKY Reg" w:hAnsi="Helvetica Neue W23 for SKY Reg" w:cs="Times New Roman"/>
                               <w:color w:val="FFFFFF" w:themeColor="background1"/>
                             </w:rPr>
+                            <w:jc w:val="center"/>
+                            <w:bidi/>
                           </w:pPr>
                           <w:r>
                             <w:rPr>
@@ -7968,24 +7970,25 @@
                               <w:color w:val="FFFFFF" w:themeColor="background1"/>
                               <w:rtl/>
                             </w:rPr>
-                            <w:t>مدير المدرسة: {{</w:t>
+                            <w:t>{{signatureRightRole}}</w:t>
                           </w:r>
-                          <w:proofErr w:type="spellStart"/>
-                          <w:r>
+                        </w:p>
+                        <w:p>
+                          <w:pPr>
                             <w:rPr>
                               <w:rFonts w:ascii="Helvetica Neue W23 for SKY Reg" w:hAnsi="Helvetica Neue W23 for SKY Reg" w:cs="Times New Roman"/>
                               <w:color w:val="FFFFFF" w:themeColor="background1"/>
                             </w:rPr>
-                            <w:t>principalName</w:t>
-                          </w:r>
-                          <w:proofErr w:type="spellEnd"/>
+                            <w:jc w:val="center"/>
+                            <w:bidi/>
+                          </w:pPr>
                           <w:r>
                             <w:rPr>
                               <w:rFonts w:ascii="Helvetica Neue W23 for SKY Reg" w:hAnsi="Helvetica Neue W23 for SKY Reg" w:cs="Times New Roman"/>
                               <w:color w:val="FFFFFF" w:themeColor="background1"/>
                               <w:rtl/>
                             </w:rPr>
-                            <w:t>}}</w:t>
+                            <w:t>{{signatureRightName}}</w:t>
                           </w:r>
                         </w:p>
                       </w:txbxContent>
@@ -8020,6 +8023,8 @@
                         <w:rFonts w:ascii="Helvetica Neue W23 for SKY Reg" w:hAnsi="Helvetica Neue W23 for SKY Reg" w:cs="Times New Roman"/>
                         <w:color w:val="FFFFFF" w:themeColor="background1"/>
                       </w:rPr>
+                      <w:jc w:val="center"/>
+                      <w:bidi/>
                     </w:pPr>
                     <w:r>
                       <w:rPr>
@@ -8027,24 +8032,186 @@
                         <w:color w:val="FFFFFF" w:themeColor="background1"/>
                         <w:rtl/>
                       </w:rPr>
-                      <w:t>مدير المدرسة: {{</w:t>
+                      <w:t>{{signatureRightRole}}</w:t>
                     </w:r>
-                    <w:proofErr w:type="spellStart"/>
-                    <w:r>
+                  </w:p>
+                  <w:p>
+                    <w:pPr>
                       <w:rPr>
                         <w:rFonts w:ascii="Helvetica Neue W23 for SKY Reg" w:hAnsi="Helvetica Neue W23 for SKY Reg" w:cs="Times New Roman"/>
                         <w:color w:val="FFFFFF" w:themeColor="background1"/>
                       </w:rPr>
-                      <w:t>principalName</w:t>
-                    </w:r>
-                    <w:proofErr w:type="spellEnd"/>
+                      <w:jc w:val="center"/>
+                      <w:bidi/>
+                    </w:pPr>
                     <w:r>
                       <w:rPr>
                         <w:rFonts w:ascii="Helvetica Neue W23 for SKY Reg" w:hAnsi="Helvetica Neue W23 for SKY Reg" w:cs="Times New Roman"/>
                         <w:color w:val="FFFFFF" w:themeColor="background1"/>
                         <w:rtl/>
                       </w:rPr>
-                      <w:t>}}</w:t>
+                      <w:t>{{signatureRightName}}</w:t>
+                    </w:r>
+                  </w:p>
+                </w:txbxContent>
+              </v:textbox>
+              <w10:wrap type="tight"/>
+            </v:shape>
+          </w:pict>
+        </mc:Fallback>
+      </mc:AlternateContent>
+    </w:r>
+    <w:r>
+      <w:rPr>
+        <w:noProof/>
+        <w:rtl/>
+      </w:rPr>
+      <mc:AlternateContent>
+        <mc:Choice Requires="wps">
+          <w:drawing>
+            <wp:anchor distT="45720" distB="45720" distL="114300" distR="114300" simplePos="0" relativeHeight="251666432" behindDoc="1" locked="0" layoutInCell="1" allowOverlap="1" wp14:anchorId="5BB11E08" wp14:editId="C67FE0E9">
+              <wp:simplePos x="0" y="0"/>
+              <wp:positionH relativeFrom="column">
+                <wp:posOffset>0</wp:posOffset>
+              </wp:positionH>
+              <wp:positionV relativeFrom="paragraph">
+                <wp:posOffset>513715</wp:posOffset>
+              </wp:positionV>
+              <wp:extent cx="2360930" cy="499110"/>
+              <wp:effectExtent l="0" t="0" r="0" b="0"/>
+              <wp:wrapTight wrapText="bothSides">
+                <wp:wrapPolygon edited="0">
+                  <wp:start x="490" y="0"/>
+                  <wp:lineTo x="490" y="20611"/>
+                  <wp:lineTo x="21067" y="20611"/>
+                  <wp:lineTo x="21067" y="0"/>
+                  <wp:lineTo x="490" y="0"/>
+                </wp:wrapPolygon>
+              </wp:wrapTight>
+              <wp:docPr id="2131893608" name="Left Signature"/>
+              <wp:cNvGraphicFramePr>
+                <a:graphicFrameLocks xmlns:a="http://schemas.openxmlformats.org/drawingml/2006/main"/>
+              </wp:cNvGraphicFramePr>
+              <a:graphic xmlns:a="http://schemas.openxmlformats.org/drawingml/2006/main">
+                <a:graphicData uri="http://schemas.microsoft.com/office/word/2010/wordprocessingShape">
+                  <wps:wsp>
+                    <wps:cNvSpPr txBox="1">
+                      <a:spLocks noChangeArrowheads="1"/>
+                    </wps:cNvSpPr>
+                    <wps:spPr bwMode="auto">
+                      <a:xfrm flipH="1">
+                        <a:off x="0" y="0"/>
+                        <a:ext cx="2360930" cy="499110"/>
+                      </a:xfrm>
+                      <a:prstGeom prst="rect">
+                        <a:avLst/>
+                      </a:prstGeom>
+                      <a:noFill/>
+                      <a:ln w="9525">
+                        <a:noFill/>
+                        <a:miter lim="800000"/>
+                        <a:headEnd/>
+                        <a:tailEnd/>
+                      </a:ln>
+                    </wps:spPr>
+                    <wps:txbx>
+                      <w:txbxContent>
+                        <w:p>
+                          <w:pPr>
+                            <w:rPr>
+                              <w:rFonts w:ascii="Helvetica Neue W23 for SKY Reg" w:hAnsi="Helvetica Neue W23 for SKY Reg" w:cs="Times New Roman"/>
+                              <w:color w:val="FFFFFF" w:themeColor="background1"/>
+                            </w:rPr>
+                            <w:jc w:val="center"/>
+                            <w:bidi/>
+                          </w:pPr>
+                          <w:r>
+                            <w:rPr>
+                              <w:rFonts w:ascii="Helvetica Neue W23 for SKY Reg" w:hAnsi="Helvetica Neue W23 for SKY Reg" w:cs="Times New Roman"/>
+                              <w:color w:val="FFFFFF" w:themeColor="background1"/>
+                              <w:rtl/>
+                            </w:rPr>
+                            <w:t>{{signatureLeftRole}}</w:t>
+                          </w:r>
+                        </w:p>
+                        <w:p>
+                          <w:pPr>
+                            <w:rPr>
+                              <w:rFonts w:ascii="Helvetica Neue W23 for SKY Reg" w:hAnsi="Helvetica Neue W23 for SKY Reg" w:cs="Times New Roman"/>
+                              <w:color w:val="FFFFFF" w:themeColor="background1"/>
+                            </w:rPr>
+                            <w:jc w:val="center"/>
+                            <w:bidi/>
+                          </w:pPr>
+                          <w:r>
+                            <w:rPr>
+                              <w:rFonts w:ascii="Helvetica Neue W23 for SKY Reg" w:hAnsi="Helvetica Neue W23 for SKY Reg" w:cs="Times New Roman"/>
+                              <w:color w:val="FFFFFF" w:themeColor="background1"/>
+                              <w:rtl/>
+                            </w:rPr>
+                            <w:t>{{signatureLeftName}}</w:t>
+                          </w:r>
+                        </w:p>
+                      </w:txbxContent>
+                    </wps:txbx>
+                    <wps:bodyPr rot="0" vert="horz" wrap="square" lIns="91440" tIns="45720" rIns="91440" bIns="45720" anchor="t" anchorCtr="0">
+                      <a:noAutofit/>
+                    </wps:bodyPr>
+                  </wps:wsp>
+                </a:graphicData>
+              </a:graphic>
+              <wp14:sizeRelH relativeFrom="margin">
+                <wp14:pctWidth>40000</wp14:pctWidth>
+              </wp14:sizeRelH>
+              <wp14:sizeRelV relativeFrom="margin">
+                <wp14:pctHeight>0</wp14:pctHeight>
+              </wp14:sizeRelV>
+            </wp:anchor>
+          </w:drawing>
+        </mc:Choice>
+        <mc:Fallback>
+          <w:pict>
+            <v:shapetype w14:anchorId="044E256A" id="_x0000_t202" coordsize="21600,21600" o:spt="202" path="m,l,21600r21600,l21600,xe">
+              <v:stroke joinstyle="miter"/>
+              <v:path gradientshapeok="t" o:connecttype="rect"/>
+            </v:shapetype>
+            <v:shape id="Left Signature" o:spid="_x0000_s1029" type="#_x0000_t202" style="position:absolute;left:0;text-align:left;margin-left:0pt;margin-top:40.45pt;width:185.9pt;height:39.3pt;flip:x;z-index:-251650048;visibility:visible;mso-wrap-style:square;mso-width-percent:400;mso-height-percent:0;mso-wrap-distance-left:9pt;mso-wrap-distance-top:3.6pt;mso-wrap-distance-right:9pt;mso-wrap-distance-bottom:3.6pt;mso-position-horizontal:absolute;mso-position-horizontal-relative:text;mso-position-vertical:absolute;mso-position-vertical-relative:text;mso-width-percent:400;mso-height-percent:0;mso-width-relative:margin;mso-height-relative:margin;v-text-anchor:top" o:gfxdata="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" filled="f" stroked="f">
+              <v:textbox>
+                <w:txbxContent>
+                  <w:p>
+                    <w:pPr>
+                      <w:rPr>
+                        <w:rFonts w:ascii="Helvetica Neue W23 for SKY Reg" w:hAnsi="Helvetica Neue W23 for SKY Reg" w:cs="Times New Roman"/>
+                        <w:color w:val="FFFFFF" w:themeColor="background1"/>
+                      </w:rPr>
+                      <w:jc w:val="center"/>
+                      <w:bidi/>
+                    </w:pPr>
+                    <w:r>
+                      <w:rPr>
+                        <w:rFonts w:ascii="Helvetica Neue W23 for SKY Reg" w:hAnsi="Helvetica Neue W23 for SKY Reg" w:cs="Times New Roman"/>
+                        <w:color w:val="FFFFFF" w:themeColor="background1"/>
+                        <w:rtl/>
+                      </w:rPr>
+                      <w:t>{{signatureLeftRole}}</w:t>
+                    </w:r>
+                  </w:p>
+                  <w:p>
+                    <w:pPr>
+                      <w:rPr>
+                        <w:rFonts w:ascii="Helvetica Neue W23 for SKY Reg" w:hAnsi="Helvetica Neue W23 for SKY Reg" w:cs="Times New Roman"/>
+                        <w:color w:val="FFFFFF" w:themeColor="background1"/>
+                      </w:rPr>
+                      <w:jc w:val="center"/>
+                      <w:bidi/>
+                    </w:pPr>
+                    <w:r>
+                      <w:rPr>
+                        <w:rFonts w:ascii="Helvetica Neue W23 for SKY Reg" w:hAnsi="Helvetica Neue W23 for SKY Reg" w:cs="Times New Roman"/>
+                        <w:color w:val="FFFFFF" w:themeColor="background1"/>
+                        <w:rtl/>
+                      </w:rPr>
+                      <w:t>{{signatureLeftName}}</w:t>
                     </w:r>
                   </w:p>
                 </w:txbxContent>

--- a/assets/report-templates/manager-reports/health-guide-assignment.docx
+++ b/assets/report-templates/manager-reports/health-guide-assignment.docx
@@ -357,13 +357,6 @@
         <w:rPr>
           <w:rtl/>
         </w:rPr>
-        <w:t xml:space="preserve"> </w:t>
-      </w:r>
-      <w:r>
-        <w:rPr>
-          <w:rFonts w:hint="cs"/>
-          <w:rtl/>
-        </w:rPr>
         <w:t>،</w:t>
       </w:r>
       <w:r>
@@ -643,13 +636,6 @@
         <w:rPr>
           <w:rtl/>
         </w:rPr>
-        <w:t xml:space="preserve"> </w:t>
-      </w:r>
-      <w:r>
-        <w:rPr>
-          <w:rFonts w:hint="cs"/>
-          <w:rtl/>
-        </w:rPr>
         <w:t>،</w:t>
       </w:r>
       <w:r>
@@ -693,9 +679,10 @@
       </w:r>
       <w:r>
         <w:rPr>
-          <w:rtl/>
-        </w:rPr>
-        <w:t xml:space="preserve">  </w:t>
+          <w:rFonts w:hint="cs"/>
+          <w:rtl/>
+        </w:rPr>
+        <w:t xml:space="preserve"> </w:t>
       </w:r>
       <w:r>
         <w:rPr>
@@ -2005,7 +1992,7 @@
         <w:rPr>
           <w:rtl/>
         </w:rPr>
-        <w:t xml:space="preserve">  </w:t>
+        <w:t xml:space="preserve"> </w:t>
       </w:r>
       <w:r>
         <w:rPr>
@@ -3600,20 +3587,6 @@
     </w:p>
     <w:p>
       <w:pPr>
-        <w:rPr>
-          <w:rtl/>
-        </w:rPr>
-      </w:pPr>
-    </w:p>
-    <w:p>
-      <w:pPr>
-        <w:rPr>
-          <w:rtl/>
-        </w:rPr>
-      </w:pPr>
-    </w:p>
-    <w:p>
-      <w:pPr>
         <w:pStyle w:val="a6"/>
         <w:numPr>
           <w:ilvl w:val="0"/>
@@ -5780,9 +5753,6 @@
           <w:ilvl w:val="0"/>
           <w:numId w:val="6"/>
         </w:numPr>
-        <w:rPr>
-          <w:rtl/>
-        </w:rPr>
       </w:pPr>
       <w:r>
         <w:rPr>
@@ -6018,6 +5988,48 @@
         </w:rPr>
         <w:t>.</w:t>
       </w:r>
+    </w:p>
+    <w:p>
+      <w:pPr>
+        <w:rPr>
+          <w:rtl/>
+        </w:rPr>
+      </w:pPr>
+    </w:p>
+    <w:p>
+      <w:pPr>
+        <w:rPr>
+          <w:rtl/>
+        </w:rPr>
+      </w:pPr>
+    </w:p>
+    <w:p>
+      <w:pPr>
+        <w:rPr>
+          <w:rtl/>
+        </w:rPr>
+      </w:pPr>
+    </w:p>
+    <w:p>
+      <w:pPr>
+        <w:rPr>
+          <w:rtl/>
+        </w:rPr>
+      </w:pPr>
+    </w:p>
+    <w:p>
+      <w:pPr>
+        <w:rPr>
+          <w:rtl/>
+        </w:rPr>
+      </w:pPr>
+    </w:p>
+    <w:p>
+      <w:pPr>
+        <w:rPr>
+          <w:rtl/>
+        </w:rPr>
+      </w:pPr>
     </w:p>
     <w:p>
       <w:pPr>
@@ -6026,6 +6038,9 @@
           <w:ilvl w:val="0"/>
           <w:numId w:val="6"/>
         </w:numPr>
+        <w:rPr>
+          <w:rtl/>
+        </w:rPr>
       </w:pPr>
       <w:r>
         <w:rPr>
@@ -6222,41 +6237,6 @@
         </w:rPr>
         <w:t>.</w:t>
       </w:r>
-    </w:p>
-    <w:p>
-      <w:pPr>
-        <w:rPr>
-          <w:rtl/>
-        </w:rPr>
-      </w:pPr>
-    </w:p>
-    <w:p>
-      <w:pPr>
-        <w:rPr>
-          <w:rtl/>
-        </w:rPr>
-      </w:pPr>
-    </w:p>
-    <w:p>
-      <w:pPr>
-        <w:rPr>
-          <w:rtl/>
-        </w:rPr>
-      </w:pPr>
-    </w:p>
-    <w:p>
-      <w:pPr>
-        <w:rPr>
-          <w:rtl/>
-        </w:rPr>
-      </w:pPr>
-    </w:p>
-    <w:p>
-      <w:pPr>
-        <w:rPr>
-          <w:rtl/>
-        </w:rPr>
-      </w:pPr>
     </w:p>
     <w:p>
       <w:pPr>
@@ -7570,27 +7550,6 @@
         </w:rPr>
         <w:t>.</w:t>
       </w:r>
-    </w:p>
-    <w:p>
-      <w:pPr>
-        <w:rPr>
-          <w:rtl/>
-        </w:rPr>
-      </w:pPr>
-    </w:p>
-    <w:p>
-      <w:pPr>
-        <w:rPr>
-          <w:rtl/>
-        </w:rPr>
-      </w:pPr>
-    </w:p>
-    <w:p>
-      <w:pPr>
-        <w:rPr>
-          <w:rtl/>
-        </w:rPr>
-      </w:pPr>
     </w:p>
     <w:p>
       <w:pPr>
@@ -7824,13 +7783,13 @@
       <mc:AlternateContent>
         <mc:Choice Requires="wps">
           <w:drawing>
-            <wp:anchor distT="0" distB="0" distL="114300" distR="114300" simplePos="0" relativeHeight="251663360" behindDoc="0" locked="0" layoutInCell="1" allowOverlap="1" wp14:anchorId="52645CEE" wp14:editId="5F06A61C">
+            <wp:anchor distT="0" distB="0" distL="114300" distR="114300" simplePos="0" relativeHeight="251659264" behindDoc="0" locked="0" layoutInCell="1" allowOverlap="1" wp14:anchorId="2652DA3C" wp14:editId="12B3C3E3">
               <wp:simplePos x="0" y="0"/>
               <wp:positionH relativeFrom="column">
-                <wp:posOffset>-1029335</wp:posOffset>
+                <wp:posOffset>-1010285</wp:posOffset>
               </wp:positionH>
               <wp:positionV relativeFrom="paragraph">
-                <wp:posOffset>221615</wp:posOffset>
+                <wp:posOffset>345440</wp:posOffset>
               </wp:positionV>
               <wp:extent cx="6819900" cy="577850"/>
               <wp:effectExtent l="0" t="0" r="19050" b="12700"/>
@@ -7893,524 +7852,30 @@
         </mc:Choice>
         <mc:Fallback>
           <w:pict>
-            <v:roundrect w14:anchorId="129E83B5" id="مستطيل: زوايا مستديرة 10" o:spid="_x0000_s1026" style="position:absolute;left:0;text-align:left;margin-left:-81.05pt;margin-top:17.45pt;width:537pt;height:45.5pt;z-index:251663360;visibility:visible;mso-wrap-style:square;mso-height-percent:0;mso-wrap-distance-left:9pt;mso-wrap-distance-top:0;mso-wrap-distance-right:9pt;mso-wrap-distance-bottom:0;mso-position-horizontal:absolute;mso-position-horizontal-relative:text;mso-position-vertical:absolute;mso-position-vertical-relative:text;mso-height-percent:0;mso-height-relative:margin;v-text-anchor:middle" arcsize=".5" o:gfxdata="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" fillcolor="white [3212]" strokecolor="#3d7eb9" strokeweight="1.5pt">
+            <v:roundrect w14:anchorId="5E8D4FC6" id="مستطيل: زوايا مستديرة 10" o:spid="_x0000_s1026" style="position:absolute;left:0;text-align:left;margin-left:-79.55pt;margin-top:27.2pt;width:537pt;height:45.5pt;z-index:251659264;visibility:visible;mso-wrap-style:square;mso-height-percent:0;mso-wrap-distance-left:9pt;mso-wrap-distance-top:0;mso-wrap-distance-right:9pt;mso-wrap-distance-bottom:0;mso-position-horizontal:absolute;mso-position-horizontal-relative:text;mso-position-vertical:absolute;mso-position-vertical-relative:text;mso-height-percent:0;mso-height-relative:margin;v-text-anchor:middle" arcsize=".5" o:gfxdata="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" fillcolor="white [3212]" strokecolor="#3d7eb9" strokeweight="1.5pt">
               <v:stroke joinstyle="miter"/>
             </v:roundrect>
           </w:pict>
         </mc:Fallback>
       </mc:AlternateContent>
     </w:r>
-    <w:r>
-      <w:rPr>
-        <w:noProof/>
-        <w:rtl/>
-      </w:rPr>
-      <mc:AlternateContent>
-        <mc:Choice Requires="wps">
-          <w:drawing>
-            <wp:anchor distT="45720" distB="45720" distL="114300" distR="114300" simplePos="0" relativeHeight="251666432" behindDoc="1" locked="0" layoutInCell="1" allowOverlap="1" wp14:anchorId="79D5A7F5" wp14:editId="4CA432C2">
-              <wp:simplePos x="0" y="0"/>
-              <wp:positionH relativeFrom="column">
-                <wp:posOffset>4069715</wp:posOffset>
-              </wp:positionH>
-              <wp:positionV relativeFrom="paragraph">
-                <wp:posOffset>513715</wp:posOffset>
-              </wp:positionV>
-              <wp:extent cx="2360930" cy="499110"/>
-              <wp:effectExtent l="0" t="0" r="0" b="0"/>
-              <wp:wrapTight wrapText="bothSides">
-                <wp:wrapPolygon edited="0">
-                  <wp:start x="490" y="0"/>
-                  <wp:lineTo x="490" y="20611"/>
-                  <wp:lineTo x="21067" y="20611"/>
-                  <wp:lineTo x="21067" y="0"/>
-                  <wp:lineTo x="490" y="0"/>
-                </wp:wrapPolygon>
-              </wp:wrapTight>
-              <wp:docPr id="166451498" name="مربع نص 2"/>
-              <wp:cNvGraphicFramePr>
-                <a:graphicFrameLocks xmlns:a="http://schemas.openxmlformats.org/drawingml/2006/main"/>
-              </wp:cNvGraphicFramePr>
-              <a:graphic xmlns:a="http://schemas.openxmlformats.org/drawingml/2006/main">
-                <a:graphicData uri="http://schemas.microsoft.com/office/word/2010/wordprocessingShape">
-                  <wps:wsp>
-                    <wps:cNvSpPr txBox="1">
-                      <a:spLocks noChangeArrowheads="1"/>
-                    </wps:cNvSpPr>
-                    <wps:spPr bwMode="auto">
-                      <a:xfrm flipH="1">
-                        <a:off x="0" y="0"/>
-                        <a:ext cx="2360930" cy="499110"/>
-                      </a:xfrm>
-                      <a:prstGeom prst="rect">
-                        <a:avLst/>
-                      </a:prstGeom>
-                      <a:noFill/>
-                      <a:ln w="9525">
-                        <a:noFill/>
-                        <a:miter lim="800000"/>
-                        <a:headEnd/>
-                        <a:tailEnd/>
-                      </a:ln>
-                    </wps:spPr>
-                    <wps:txbx>
-                      <w:txbxContent>
-                        <w:p>
-                          <w:pPr>
-                            <w:rPr>
-                              <w:rFonts w:ascii="Helvetica Neue W23 for SKY Reg" w:hAnsi="Helvetica Neue W23 for SKY Reg" w:cs="Times New Roman"/>
-                              <w:color w:val="FFFFFF" w:themeColor="background1"/>
-                            </w:rPr>
-                            <w:jc w:val="center"/>
-                            <w:bidi/>
-                          </w:pPr>
-                          <w:r>
-                            <w:rPr>
-                              <w:rFonts w:ascii="Helvetica Neue W23 for SKY Reg" w:hAnsi="Helvetica Neue W23 for SKY Reg" w:cs="Times New Roman"/>
-                              <w:color w:val="FFFFFF" w:themeColor="background1"/>
-                              <w:rtl/>
-                            </w:rPr>
-                            <w:t>{{signatureRightRole}}</w:t>
-                          </w:r>
-                        </w:p>
-                        <w:p>
-                          <w:pPr>
-                            <w:rPr>
-                              <w:rFonts w:ascii="Helvetica Neue W23 for SKY Reg" w:hAnsi="Helvetica Neue W23 for SKY Reg" w:cs="Times New Roman"/>
-                              <w:color w:val="FFFFFF" w:themeColor="background1"/>
-                            </w:rPr>
-                            <w:jc w:val="center"/>
-                            <w:bidi/>
-                          </w:pPr>
-                          <w:r>
-                            <w:rPr>
-                              <w:rFonts w:ascii="Helvetica Neue W23 for SKY Reg" w:hAnsi="Helvetica Neue W23 for SKY Reg" w:cs="Times New Roman"/>
-                              <w:color w:val="FFFFFF" w:themeColor="background1"/>
-                              <w:rtl/>
-                            </w:rPr>
-                            <w:t>{{signatureRightName}}</w:t>
-                          </w:r>
-                        </w:p>
-                      </w:txbxContent>
-                    </wps:txbx>
-                    <wps:bodyPr rot="0" vert="horz" wrap="square" lIns="91440" tIns="45720" rIns="91440" bIns="45720" anchor="t" anchorCtr="0">
-                      <a:noAutofit/>
-                    </wps:bodyPr>
-                  </wps:wsp>
-                </a:graphicData>
-              </a:graphic>
-              <wp14:sizeRelH relativeFrom="margin">
-                <wp14:pctWidth>40000</wp14:pctWidth>
-              </wp14:sizeRelH>
-              <wp14:sizeRelV relativeFrom="margin">
-                <wp14:pctHeight>0</wp14:pctHeight>
-              </wp14:sizeRelV>
-            </wp:anchor>
-          </w:drawing>
-        </mc:Choice>
-        <mc:Fallback>
-          <w:pict>
-            <v:shapetype w14:anchorId="79D5A7F5" id="_x0000_t202" coordsize="21600,21600" o:spt="202" path="m,l,21600r21600,l21600,xe">
-              <v:stroke joinstyle="miter"/>
-              <v:path gradientshapeok="t" o:connecttype="rect"/>
-            </v:shapetype>
-            <v:shape id="مربع نص 2" o:spid="_x0000_s1028" type="#_x0000_t202" style="position:absolute;left:0;text-align:left;margin-left:320.45pt;margin-top:40.45pt;width:185.9pt;height:39.3pt;flip:x;z-index:-251650048;visibility:visible;mso-wrap-style:square;mso-width-percent:400;mso-height-percent:0;mso-wrap-distance-left:9pt;mso-wrap-distance-top:3.6pt;mso-wrap-distance-right:9pt;mso-wrap-distance-bottom:3.6pt;mso-position-horizontal:absolute;mso-position-horizontal-relative:text;mso-position-vertical:absolute;mso-position-vertical-relative:text;mso-width-percent:400;mso-height-percent:0;mso-width-relative:margin;mso-height-relative:margin;v-text-anchor:top" o:gfxdata="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" filled="f" stroked="f">
-              <v:textbox>
-                <w:txbxContent>
-                  <w:p>
-                    <w:pPr>
-                      <w:rPr>
-                        <w:rFonts w:ascii="Helvetica Neue W23 for SKY Reg" w:hAnsi="Helvetica Neue W23 for SKY Reg" w:cs="Times New Roman"/>
-                        <w:color w:val="FFFFFF" w:themeColor="background1"/>
-                      </w:rPr>
-                      <w:jc w:val="center"/>
-                      <w:bidi/>
-                    </w:pPr>
-                    <w:r>
-                      <w:rPr>
-                        <w:rFonts w:ascii="Helvetica Neue W23 for SKY Reg" w:hAnsi="Helvetica Neue W23 for SKY Reg" w:cs="Times New Roman"/>
-                        <w:color w:val="FFFFFF" w:themeColor="background1"/>
-                        <w:rtl/>
-                      </w:rPr>
-                      <w:t>{{signatureRightRole}}</w:t>
-                    </w:r>
-                  </w:p>
-                  <w:p>
-                    <w:pPr>
-                      <w:rPr>
-                        <w:rFonts w:ascii="Helvetica Neue W23 for SKY Reg" w:hAnsi="Helvetica Neue W23 for SKY Reg" w:cs="Times New Roman"/>
-                        <w:color w:val="FFFFFF" w:themeColor="background1"/>
-                      </w:rPr>
-                      <w:jc w:val="center"/>
-                      <w:bidi/>
-                    </w:pPr>
-                    <w:r>
-                      <w:rPr>
-                        <w:rFonts w:ascii="Helvetica Neue W23 for SKY Reg" w:hAnsi="Helvetica Neue W23 for SKY Reg" w:cs="Times New Roman"/>
-                        <w:color w:val="FFFFFF" w:themeColor="background1"/>
-                        <w:rtl/>
-                      </w:rPr>
-                      <w:t>{{signatureRightName}}</w:t>
-                    </w:r>
-                  </w:p>
-                </w:txbxContent>
-              </v:textbox>
-              <w10:wrap type="tight"/>
-            </v:shape>
-          </w:pict>
-        </mc:Fallback>
-      </mc:AlternateContent>
-    </w:r>
-    <w:r>
-      <w:rPr>
-        <w:noProof/>
-        <w:rtl/>
-      </w:rPr>
-      <mc:AlternateContent>
-        <mc:Choice Requires="wps">
-          <w:drawing>
-            <wp:anchor distT="45720" distB="45720" distL="114300" distR="114300" simplePos="0" relativeHeight="251666432" behindDoc="1" locked="0" layoutInCell="1" allowOverlap="1" wp14:anchorId="5BB11E08" wp14:editId="C67FE0E9">
-              <wp:simplePos x="0" y="0"/>
-              <wp:positionH relativeFrom="column">
-                <wp:posOffset>0</wp:posOffset>
-              </wp:positionH>
-              <wp:positionV relativeFrom="paragraph">
-                <wp:posOffset>513715</wp:posOffset>
-              </wp:positionV>
-              <wp:extent cx="2360930" cy="499110"/>
-              <wp:effectExtent l="0" t="0" r="0" b="0"/>
-              <wp:wrapTight wrapText="bothSides">
-                <wp:wrapPolygon edited="0">
-                  <wp:start x="490" y="0"/>
-                  <wp:lineTo x="490" y="20611"/>
-                  <wp:lineTo x="21067" y="20611"/>
-                  <wp:lineTo x="21067" y="0"/>
-                  <wp:lineTo x="490" y="0"/>
-                </wp:wrapPolygon>
-              </wp:wrapTight>
-              <wp:docPr id="2131893608" name="Left Signature"/>
-              <wp:cNvGraphicFramePr>
-                <a:graphicFrameLocks xmlns:a="http://schemas.openxmlformats.org/drawingml/2006/main"/>
-              </wp:cNvGraphicFramePr>
-              <a:graphic xmlns:a="http://schemas.openxmlformats.org/drawingml/2006/main">
-                <a:graphicData uri="http://schemas.microsoft.com/office/word/2010/wordprocessingShape">
-                  <wps:wsp>
-                    <wps:cNvSpPr txBox="1">
-                      <a:spLocks noChangeArrowheads="1"/>
-                    </wps:cNvSpPr>
-                    <wps:spPr bwMode="auto">
-                      <a:xfrm flipH="1">
-                        <a:off x="0" y="0"/>
-                        <a:ext cx="2360930" cy="499110"/>
-                      </a:xfrm>
-                      <a:prstGeom prst="rect">
-                        <a:avLst/>
-                      </a:prstGeom>
-                      <a:noFill/>
-                      <a:ln w="9525">
-                        <a:noFill/>
-                        <a:miter lim="800000"/>
-                        <a:headEnd/>
-                        <a:tailEnd/>
-                      </a:ln>
-                    </wps:spPr>
-                    <wps:txbx>
-                      <w:txbxContent>
-                        <w:p>
-                          <w:pPr>
-                            <w:rPr>
-                              <w:rFonts w:ascii="Helvetica Neue W23 for SKY Reg" w:hAnsi="Helvetica Neue W23 for SKY Reg" w:cs="Times New Roman"/>
-                              <w:color w:val="FFFFFF" w:themeColor="background1"/>
-                            </w:rPr>
-                            <w:jc w:val="center"/>
-                            <w:bidi/>
-                          </w:pPr>
-                          <w:r>
-                            <w:rPr>
-                              <w:rFonts w:ascii="Helvetica Neue W23 for SKY Reg" w:hAnsi="Helvetica Neue W23 for SKY Reg" w:cs="Times New Roman"/>
-                              <w:color w:val="FFFFFF" w:themeColor="background1"/>
-                              <w:rtl/>
-                            </w:rPr>
-                            <w:t>{{signatureLeftRole}}</w:t>
-                          </w:r>
-                        </w:p>
-                        <w:p>
-                          <w:pPr>
-                            <w:rPr>
-                              <w:rFonts w:ascii="Helvetica Neue W23 for SKY Reg" w:hAnsi="Helvetica Neue W23 for SKY Reg" w:cs="Times New Roman"/>
-                              <w:color w:val="FFFFFF" w:themeColor="background1"/>
-                            </w:rPr>
-                            <w:jc w:val="center"/>
-                            <w:bidi/>
-                          </w:pPr>
-                          <w:r>
-                            <w:rPr>
-                              <w:rFonts w:ascii="Helvetica Neue W23 for SKY Reg" w:hAnsi="Helvetica Neue W23 for SKY Reg" w:cs="Times New Roman"/>
-                              <w:color w:val="FFFFFF" w:themeColor="background1"/>
-                              <w:rtl/>
-                            </w:rPr>
-                            <w:t>{{signatureLeftName}}</w:t>
-                          </w:r>
-                        </w:p>
-                      </w:txbxContent>
-                    </wps:txbx>
-                    <wps:bodyPr rot="0" vert="horz" wrap="square" lIns="91440" tIns="45720" rIns="91440" bIns="45720" anchor="t" anchorCtr="0">
-                      <a:noAutofit/>
-                    </wps:bodyPr>
-                  </wps:wsp>
-                </a:graphicData>
-              </a:graphic>
-              <wp14:sizeRelH relativeFrom="margin">
-                <wp14:pctWidth>40000</wp14:pctWidth>
-              </wp14:sizeRelH>
-              <wp14:sizeRelV relativeFrom="margin">
-                <wp14:pctHeight>0</wp14:pctHeight>
-              </wp14:sizeRelV>
-            </wp:anchor>
-          </w:drawing>
-        </mc:Choice>
-        <mc:Fallback>
-          <w:pict>
-            <v:shapetype w14:anchorId="044E256A" id="_x0000_t202" coordsize="21600,21600" o:spt="202" path="m,l,21600r21600,l21600,xe">
-              <v:stroke joinstyle="miter"/>
-              <v:path gradientshapeok="t" o:connecttype="rect"/>
-            </v:shapetype>
-            <v:shape id="Left Signature" o:spid="_x0000_s1029" type="#_x0000_t202" style="position:absolute;left:0;text-align:left;margin-left:0pt;margin-top:40.45pt;width:185.9pt;height:39.3pt;flip:x;z-index:-251650048;visibility:visible;mso-wrap-style:square;mso-width-percent:400;mso-height-percent:0;mso-wrap-distance-left:9pt;mso-wrap-distance-top:3.6pt;mso-wrap-distance-right:9pt;mso-wrap-distance-bottom:3.6pt;mso-position-horizontal:absolute;mso-position-horizontal-relative:text;mso-position-vertical:absolute;mso-position-vertical-relative:text;mso-width-percent:400;mso-height-percent:0;mso-width-relative:margin;mso-height-relative:margin;v-text-anchor:top" o:gfxdata="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" filled="f" stroked="f">
-              <v:textbox>
-                <w:txbxContent>
-                  <w:p>
-                    <w:pPr>
-                      <w:rPr>
-                        <w:rFonts w:ascii="Helvetica Neue W23 for SKY Reg" w:hAnsi="Helvetica Neue W23 for SKY Reg" w:cs="Times New Roman"/>
-                        <w:color w:val="FFFFFF" w:themeColor="background1"/>
-                      </w:rPr>
-                      <w:jc w:val="center"/>
-                      <w:bidi/>
-                    </w:pPr>
-                    <w:r>
-                      <w:rPr>
-                        <w:rFonts w:ascii="Helvetica Neue W23 for SKY Reg" w:hAnsi="Helvetica Neue W23 for SKY Reg" w:cs="Times New Roman"/>
-                        <w:color w:val="FFFFFF" w:themeColor="background1"/>
-                        <w:rtl/>
-                      </w:rPr>
-                      <w:t>{{signatureLeftRole}}</w:t>
-                    </w:r>
-                  </w:p>
-                  <w:p>
-                    <w:pPr>
-                      <w:rPr>
-                        <w:rFonts w:ascii="Helvetica Neue W23 for SKY Reg" w:hAnsi="Helvetica Neue W23 for SKY Reg" w:cs="Times New Roman"/>
-                        <w:color w:val="FFFFFF" w:themeColor="background1"/>
-                      </w:rPr>
-                      <w:jc w:val="center"/>
-                      <w:bidi/>
-                    </w:pPr>
-                    <w:r>
-                      <w:rPr>
-                        <w:rFonts w:ascii="Helvetica Neue W23 for SKY Reg" w:hAnsi="Helvetica Neue W23 for SKY Reg" w:cs="Times New Roman"/>
-                        <w:color w:val="FFFFFF" w:themeColor="background1"/>
-                        <w:rtl/>
-                      </w:rPr>
-                      <w:t>{{signatureLeftName}}</w:t>
-                    </w:r>
-                  </w:p>
-                </w:txbxContent>
-              </v:textbox>
-              <w10:wrap type="tight"/>
-            </v:shape>
-          </w:pict>
-        </mc:Fallback>
-      </mc:AlternateContent>
-    </w:r>
-    <w:r>
-      <w:rPr>
-        <w:noProof/>
-        <w:rtl/>
-      </w:rPr>
-      <mc:AlternateContent>
-        <mc:Choice Requires="wps">
-          <w:drawing>
-            <wp:anchor distT="45720" distB="45720" distL="114300" distR="114300" simplePos="0" relativeHeight="251665408" behindDoc="0" locked="0" layoutInCell="1" allowOverlap="1" wp14:anchorId="584FD005" wp14:editId="5F36F949">
-              <wp:simplePos x="0" y="0"/>
-              <wp:positionH relativeFrom="margin">
-                <wp:align>center</wp:align>
-              </wp:positionH>
-              <wp:positionV relativeFrom="paragraph">
-                <wp:posOffset>558165</wp:posOffset>
-              </wp:positionV>
-              <wp:extent cx="4432300" cy="476250"/>
-              <wp:effectExtent l="0" t="0" r="0" b="0"/>
-              <wp:wrapSquare wrapText="bothSides"/>
-              <wp:docPr id="217" name="مربع نص 2"/>
-              <wp:cNvGraphicFramePr>
-                <a:graphicFrameLocks xmlns:a="http://schemas.openxmlformats.org/drawingml/2006/main"/>
-              </wp:cNvGraphicFramePr>
-              <a:graphic xmlns:a="http://schemas.openxmlformats.org/drawingml/2006/main">
-                <a:graphicData uri="http://schemas.microsoft.com/office/word/2010/wordprocessingShape">
-                  <wps:wsp>
-                    <wps:cNvSpPr txBox="1">
-                      <a:spLocks noChangeArrowheads="1"/>
-                    </wps:cNvSpPr>
-                    <wps:spPr bwMode="auto">
-                      <a:xfrm flipH="1">
-                        <a:off x="0" y="0"/>
-                        <a:ext cx="4432300" cy="476250"/>
-                      </a:xfrm>
-                      <a:prstGeom prst="rect">
-                        <a:avLst/>
-                      </a:prstGeom>
-                      <a:noFill/>
-                      <a:ln w="9525">
-                        <a:noFill/>
-                        <a:miter lim="800000"/>
-                        <a:headEnd/>
-                        <a:tailEnd/>
-                      </a:ln>
-                    </wps:spPr>
-                    <wps:txbx>
-                      <w:txbxContent>
-                        <w:p>
-                          <w:pPr>
-                            <w:jc w:val="center"/>
-                            <w:rPr>
-                              <w:rFonts w:ascii="Helvetica Neue W23 for SKY Reg" w:hAnsi="Helvetica Neue W23 for SKY Reg"/>
-                              <w:color w:val="FFFFFF" w:themeColor="background1"/>
-                              <w:rtl/>
-                            </w:rPr>
-                          </w:pPr>
-                          <w:r>
-                            <w:rPr>
-                              <w:rFonts w:ascii="Helvetica Neue W23 for SKY Reg" w:hAnsi="Helvetica Neue W23 for SKY Reg" w:cs="Times New Roman"/>
-                              <w:color w:val="FFFFFF" w:themeColor="background1"/>
-                              <w:rtl/>
-                            </w:rPr>
-                            <w:t>تكليف الموجه الصحي</w:t>
-                          </w:r>
-                          <w:r>
-                            <w:rPr>
-                              <w:rFonts w:ascii="Helvetica Neue W23 for SKY Reg" w:hAnsi="Helvetica Neue W23 for SKY Reg" w:cs="Times New Roman" w:hint="cs"/>
-                              <w:color w:val="FFFFFF" w:themeColor="background1"/>
-                              <w:rtl/>
-                            </w:rPr>
-                            <w:t xml:space="preserve"> </w:t>
-                          </w:r>
-                          <w:r>
-                            <w:rPr>
-                              <w:rFonts w:ascii="Helvetica Neue W23 for SKY Reg" w:hAnsi="Helvetica Neue W23 for SKY Reg" w:cs="Times New Roman" w:hint="cs"/>
-                              <w:color w:val="FFFFFF" w:themeColor="background1"/>
-                              <w:rtl/>
-                            </w:rPr>
-                            <w:t xml:space="preserve">للعام </w:t>
-                          </w:r>
-                          <w:r>
-                            <w:rPr>
-                              <w:rFonts w:ascii="Helvetica Neue W23 for SKY Reg" w:hAnsi="Helvetica Neue W23 for SKY Reg" w:cs="Times New Roman" w:hint="cs"/>
-                              <w:color w:val="FFFFFF" w:themeColor="background1"/>
-                              <w:rtl/>
-                            </w:rPr>
-                            <w:t>1448 هـ</w:t>
-                          </w:r>
-                          <w:r>
-                            <w:rPr>
-                              <w:rFonts w:ascii="Helvetica Neue W23 for SKY Reg" w:hAnsi="Helvetica Neue W23 for SKY Reg" w:hint="cs"/>
-                              <w:color w:val="FFFFFF" w:themeColor="background1"/>
-                              <w:rtl/>
-                            </w:rPr>
-                            <w:t xml:space="preserve"> </w:t>
-                          </w:r>
-                        </w:p>
-                      </w:txbxContent>
-                    </wps:txbx>
-                    <wps:bodyPr rot="0" vert="horz" wrap="square" lIns="91440" tIns="45720" rIns="91440" bIns="45720" anchor="t" anchorCtr="0">
-                      <a:noAutofit/>
-                    </wps:bodyPr>
-                  </wps:wsp>
-                </a:graphicData>
-              </a:graphic>
-              <wp14:sizeRelH relativeFrom="margin">
-                <wp14:pctWidth>0</wp14:pctWidth>
-              </wp14:sizeRelH>
-              <wp14:sizeRelV relativeFrom="margin">
-                <wp14:pctHeight>0</wp14:pctHeight>
-              </wp14:sizeRelV>
-            </wp:anchor>
-          </w:drawing>
-        </mc:Choice>
-        <mc:Fallback>
-          <w:pict>
-            <v:shape w14:anchorId="584FD005" id="_x0000_s1029" type="#_x0000_t202" style="position:absolute;left:0;text-align:left;margin-left:0;margin-top:43.95pt;width:349pt;height:37.5pt;flip:x;z-index:251665408;visibility:visible;mso-wrap-style:square;mso-width-percent:0;mso-height-percent:0;mso-wrap-distance-left:9pt;mso-wrap-distance-top:3.6pt;mso-wrap-distance-right:9pt;mso-wrap-distance-bottom:3.6pt;mso-position-horizontal:center;mso-position-horizontal-relative:margin;mso-position-vertical:absolute;mso-position-vertical-relative:text;mso-width-percent:0;mso-height-percent:0;mso-width-relative:margin;mso-height-relative:margin;v-text-anchor:top" o:gfxdata="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" filled="f" stroked="f">
-              <v:textbox>
-                <w:txbxContent>
-                  <w:p>
-                    <w:pPr>
-                      <w:jc w:val="center"/>
-                      <w:rPr>
-                        <w:rFonts w:ascii="Helvetica Neue W23 for SKY Reg" w:hAnsi="Helvetica Neue W23 for SKY Reg"/>
-                        <w:color w:val="FFFFFF" w:themeColor="background1"/>
-                        <w:rtl/>
-                      </w:rPr>
-                    </w:pPr>
-                    <w:r>
-                      <w:rPr>
-                        <w:rFonts w:ascii="Helvetica Neue W23 for SKY Reg" w:hAnsi="Helvetica Neue W23 for SKY Reg" w:cs="Times New Roman"/>
-                        <w:color w:val="FFFFFF" w:themeColor="background1"/>
-                        <w:rtl/>
-                      </w:rPr>
-                      <w:t>تكليف الموجه الصحي</w:t>
-                    </w:r>
-                    <w:r>
-                      <w:rPr>
-                        <w:rFonts w:ascii="Helvetica Neue W23 for SKY Reg" w:hAnsi="Helvetica Neue W23 for SKY Reg" w:cs="Times New Roman" w:hint="cs"/>
-                        <w:color w:val="FFFFFF" w:themeColor="background1"/>
-                        <w:rtl/>
-                      </w:rPr>
-                      <w:t xml:space="preserve"> </w:t>
-                    </w:r>
-                    <w:r>
-                      <w:rPr>
-                        <w:rFonts w:ascii="Helvetica Neue W23 for SKY Reg" w:hAnsi="Helvetica Neue W23 for SKY Reg" w:cs="Times New Roman" w:hint="cs"/>
-                        <w:color w:val="FFFFFF" w:themeColor="background1"/>
-                        <w:rtl/>
-                      </w:rPr>
-                      <w:t xml:space="preserve">للعام </w:t>
-                    </w:r>
-                    <w:r>
-                      <w:rPr>
-                        <w:rFonts w:ascii="Helvetica Neue W23 for SKY Reg" w:hAnsi="Helvetica Neue W23 for SKY Reg" w:cs="Times New Roman" w:hint="cs"/>
-                        <w:color w:val="FFFFFF" w:themeColor="background1"/>
-                        <w:rtl/>
-                      </w:rPr>
-                      <w:t>1448 هـ</w:t>
-                    </w:r>
-                    <w:r>
-                      <w:rPr>
-                        <w:rFonts w:ascii="Helvetica Neue W23 for SKY Reg" w:hAnsi="Helvetica Neue W23 for SKY Reg" w:hint="cs"/>
-                        <w:color w:val="FFFFFF" w:themeColor="background1"/>
-                        <w:rtl/>
-                      </w:rPr>
-                      <w:t xml:space="preserve"> </w:t>
-                    </w:r>
-                  </w:p>
-                </w:txbxContent>
-              </v:textbox>
-              <w10:wrap type="square" anchorx="margin"/>
-            </v:shape>
-          </w:pict>
-        </mc:Fallback>
-      </mc:AlternateContent>
-    </w:r>
+  </w:p>
+  <w:p>
+    <w:pPr>
+      <w:pStyle w:val="ab"/>
+    </w:pPr>
     <w:r>
       <w:rPr>
         <w:noProof/>
       </w:rPr>
       <w:drawing>
-        <wp:anchor distT="0" distB="0" distL="114300" distR="114300" simplePos="0" relativeHeight="251664384" behindDoc="0" locked="0" layoutInCell="1" allowOverlap="1" wp14:anchorId="68DB6E9F" wp14:editId="169EF92E">
+        <wp:anchor distT="0" distB="0" distL="114300" distR="114300" simplePos="0" relativeHeight="251660288" behindDoc="0" locked="0" layoutInCell="1" allowOverlap="1" wp14:anchorId="14ECC732" wp14:editId="3199E254">
           <wp:simplePos x="0" y="0"/>
           <wp:positionH relativeFrom="margin">
-            <wp:align>center</wp:align>
+            <wp:posOffset>-979170</wp:posOffset>
           </wp:positionH>
           <wp:positionV relativeFrom="paragraph">
-            <wp:posOffset>399415</wp:posOffset>
+            <wp:posOffset>251460</wp:posOffset>
           </wp:positionV>
           <wp:extent cx="7755890" cy="553054"/>
           <wp:effectExtent l="0" t="0" r="0" b="0"/>
@@ -8463,7 +7928,239 @@
   <w:p>
     <w:pPr>
       <w:pStyle w:val="ab"/>
+      <w:rPr>
+        <w:rFonts w:hint="cs"/>
+      </w:rPr>
     </w:pPr>
+    <w:r>
+      <w:rPr>
+        <w:noProof/>
+        <w:rtl/>
+      </w:rPr>
+      <mc:AlternateContent>
+        <mc:Choice Requires="wps">
+          <w:drawing>
+            <wp:anchor distT="45720" distB="45720" distL="114300" distR="114300" simplePos="0" relativeHeight="251661312" behindDoc="0" locked="0" layoutInCell="1" allowOverlap="1" wp14:anchorId="28633C6E" wp14:editId="00280DC8">
+              <wp:simplePos x="0" y="0"/>
+              <wp:positionH relativeFrom="margin">
+                <wp:align>center</wp:align>
+              </wp:positionH>
+              <wp:positionV relativeFrom="paragraph">
+                <wp:posOffset>147955</wp:posOffset>
+              </wp:positionV>
+              <wp:extent cx="4432300" cy="476250"/>
+              <wp:effectExtent l="0" t="0" r="0" b="0"/>
+              <wp:wrapSquare wrapText="bothSides"/>
+              <wp:docPr id="217" name="مربع نص 2"/>
+              <wp:cNvGraphicFramePr>
+                <a:graphicFrameLocks xmlns:a="http://schemas.openxmlformats.org/drawingml/2006/main"/>
+              </wp:cNvGraphicFramePr>
+              <a:graphic xmlns:a="http://schemas.openxmlformats.org/drawingml/2006/main">
+                <a:graphicData uri="http://schemas.microsoft.com/office/word/2010/wordprocessingShape">
+                  <wps:wsp>
+                    <wps:cNvSpPr txBox="1">
+                      <a:spLocks noChangeArrowheads="1"/>
+                    </wps:cNvSpPr>
+                    <wps:spPr bwMode="auto">
+                      <a:xfrm flipH="1">
+                        <a:off x="0" y="0"/>
+                        <a:ext cx="4432300" cy="476250"/>
+                      </a:xfrm>
+                      <a:prstGeom prst="rect">
+                        <a:avLst/>
+                      </a:prstGeom>
+                      <a:noFill/>
+                      <a:ln w="9525">
+                        <a:noFill/>
+                        <a:miter lim="800000"/>
+                        <a:headEnd/>
+                        <a:tailEnd/>
+                      </a:ln>
+                    </wps:spPr>
+                    <wps:txbx>
+                      <w:txbxContent>
+                        <w:p>
+                          <w:pPr>
+                            <w:jc w:val="center"/>
+                            <w:rPr>
+                              <w:rFonts w:ascii="Helvetica Neue W23 for SKY Reg" w:hAnsi="Helvetica Neue W23 for SKY Reg"/>
+                              <w:b/>
+                              <w:bCs/>
+                              <w:color w:val="FFFFFF" w:themeColor="background1"/>
+                              <w:sz w:val="24"/>
+                              <w:szCs w:val="28"/>
+                              <w:rtl/>
+                            </w:rPr>
+                          </w:pPr>
+                          <w:r>
+                            <w:rPr>
+                              <w:rFonts w:ascii="Helvetica Neue W23 for SKY Reg" w:hAnsi="Helvetica Neue W23 for SKY Reg" w:hint="cs"/>
+                              <w:b/>
+                              <w:bCs/>
+                              <w:color w:val="FFFFFF" w:themeColor="background1"/>
+                              <w:sz w:val="24"/>
+                              <w:szCs w:val="28"/>
+                              <w:rtl/>
+                            </w:rPr>
+                            <w:t>تكليف الموجه الصحي</w:t>
+                          </w:r>
+                          <w:r>
+                            <w:rPr>
+                              <w:rFonts w:ascii="Helvetica Neue W23 for SKY Reg" w:hAnsi="Helvetica Neue W23 for SKY Reg"/>
+                              <w:b/>
+                              <w:bCs/>
+                              <w:color w:val="FFFFFF" w:themeColor="background1"/>
+                              <w:sz w:val="24"/>
+                              <w:szCs w:val="28"/>
+                              <w:rtl/>
+                            </w:rPr>
+                            <w:t xml:space="preserve"> </w:t>
+                          </w:r>
+                          <w:r>
+                            <w:rPr>
+                              <w:rFonts w:ascii="Helvetica Neue W23 for SKY Reg" w:hAnsi="Helvetica Neue W23 for SKY Reg" w:hint="cs"/>
+                              <w:b/>
+                              <w:bCs/>
+                              <w:color w:val="FFFFFF" w:themeColor="background1"/>
+                              <w:sz w:val="24"/>
+                              <w:szCs w:val="28"/>
+                              <w:rtl/>
+                            </w:rPr>
+                            <w:t xml:space="preserve">للعام </w:t>
+                          </w:r>
+                          <w:r>
+                            <w:rPr>
+                              <w:rFonts w:ascii="Helvetica Neue W23 for SKY Reg" w:hAnsi="Helvetica Neue W23 for SKY Reg" w:hint="cs"/>
+                              <w:b/>
+                              <w:bCs/>
+                              <w:color w:val="FFFFFF" w:themeColor="background1"/>
+                              <w:sz w:val="24"/>
+                              <w:szCs w:val="28"/>
+                              <w:rtl/>
+                            </w:rPr>
+                            <w:t xml:space="preserve"> </w:t>
+                          </w:r>
+                          <w:r>
+                            <w:rPr>
+                              <w:rFonts w:ascii="Helvetica Neue W23 for SKY Reg" w:hAnsi="Helvetica Neue W23 for SKY Reg" w:hint="cs"/>
+                              <w:b/>
+                              <w:bCs/>
+                              <w:color w:val="FFFFFF" w:themeColor="background1"/>
+                              <w:sz w:val="24"/>
+                              <w:szCs w:val="28"/>
+                              <w:rtl/>
+                            </w:rPr>
+                            <w:t xml:space="preserve">1448 هـ </w:t>
+                          </w:r>
+                        </w:p>
+                      </w:txbxContent>
+                    </wps:txbx>
+                    <wps:bodyPr rot="0" vert="horz" wrap="square" lIns="91440" tIns="45720" rIns="91440" bIns="45720" anchor="t" anchorCtr="0">
+                      <a:noAutofit/>
+                    </wps:bodyPr>
+                  </wps:wsp>
+                </a:graphicData>
+              </a:graphic>
+              <wp14:sizeRelH relativeFrom="margin">
+                <wp14:pctWidth>0</wp14:pctWidth>
+              </wp14:sizeRelH>
+              <wp14:sizeRelV relativeFrom="margin">
+                <wp14:pctHeight>0</wp14:pctHeight>
+              </wp14:sizeRelV>
+            </wp:anchor>
+          </w:drawing>
+        </mc:Choice>
+        <mc:Fallback>
+          <w:pict>
+            <v:shapetype w14:anchorId="28633C6E" id="_x0000_t202" coordsize="21600,21600" o:spt="202" path="m,l,21600r21600,l21600,xe">
+              <v:stroke joinstyle="miter"/>
+              <v:path gradientshapeok="t" o:connecttype="rect"/>
+            </v:shapetype>
+            <v:shape id="مربع نص 2" o:spid="_x0000_s1028" type="#_x0000_t202" style="position:absolute;left:0;text-align:left;margin-left:0;margin-top:11.65pt;width:349pt;height:37.5pt;flip:x;z-index:251661312;visibility:visible;mso-wrap-style:square;mso-width-percent:0;mso-height-percent:0;mso-wrap-distance-left:9pt;mso-wrap-distance-top:3.6pt;mso-wrap-distance-right:9pt;mso-wrap-distance-bottom:3.6pt;mso-position-horizontal:center;mso-position-horizontal-relative:margin;mso-position-vertical:absolute;mso-position-vertical-relative:text;mso-width-percent:0;mso-height-percent:0;mso-width-relative:margin;mso-height-relative:margin;v-text-anchor:top" o:gfxdata="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" filled="f" stroked="f">
+              <v:textbox>
+                <w:txbxContent>
+                  <w:p>
+                    <w:pPr>
+                      <w:jc w:val="center"/>
+                      <w:rPr>
+                        <w:rFonts w:ascii="Helvetica Neue W23 for SKY Reg" w:hAnsi="Helvetica Neue W23 for SKY Reg"/>
+                        <w:b/>
+                        <w:bCs/>
+                        <w:color w:val="FFFFFF" w:themeColor="background1"/>
+                        <w:sz w:val="24"/>
+                        <w:szCs w:val="28"/>
+                        <w:rtl/>
+                      </w:rPr>
+                    </w:pPr>
+                    <w:r>
+                      <w:rPr>
+                        <w:rFonts w:ascii="Helvetica Neue W23 for SKY Reg" w:hAnsi="Helvetica Neue W23 for SKY Reg" w:hint="cs"/>
+                        <w:b/>
+                        <w:bCs/>
+                        <w:color w:val="FFFFFF" w:themeColor="background1"/>
+                        <w:sz w:val="24"/>
+                        <w:szCs w:val="28"/>
+                        <w:rtl/>
+                      </w:rPr>
+                      <w:t>تكليف الموجه الصحي</w:t>
+                    </w:r>
+                    <w:r>
+                      <w:rPr>
+                        <w:rFonts w:ascii="Helvetica Neue W23 for SKY Reg" w:hAnsi="Helvetica Neue W23 for SKY Reg"/>
+                        <w:b/>
+                        <w:bCs/>
+                        <w:color w:val="FFFFFF" w:themeColor="background1"/>
+                        <w:sz w:val="24"/>
+                        <w:szCs w:val="28"/>
+                        <w:rtl/>
+                      </w:rPr>
+                      <w:t xml:space="preserve"> </w:t>
+                    </w:r>
+                    <w:r>
+                      <w:rPr>
+                        <w:rFonts w:ascii="Helvetica Neue W23 for SKY Reg" w:hAnsi="Helvetica Neue W23 for SKY Reg" w:hint="cs"/>
+                        <w:b/>
+                        <w:bCs/>
+                        <w:color w:val="FFFFFF" w:themeColor="background1"/>
+                        <w:sz w:val="24"/>
+                        <w:szCs w:val="28"/>
+                        <w:rtl/>
+                      </w:rPr>
+                      <w:t xml:space="preserve">للعام </w:t>
+                    </w:r>
+                    <w:r>
+                      <w:rPr>
+                        <w:rFonts w:ascii="Helvetica Neue W23 for SKY Reg" w:hAnsi="Helvetica Neue W23 for SKY Reg" w:hint="cs"/>
+                        <w:b/>
+                        <w:bCs/>
+                        <w:color w:val="FFFFFF" w:themeColor="background1"/>
+                        <w:sz w:val="24"/>
+                        <w:szCs w:val="28"/>
+                        <w:rtl/>
+                      </w:rPr>
+                      <w:t xml:space="preserve"> </w:t>
+                    </w:r>
+                    <w:r>
+                      <w:rPr>
+                        <w:rFonts w:ascii="Helvetica Neue W23 for SKY Reg" w:hAnsi="Helvetica Neue W23 for SKY Reg" w:hint="cs"/>
+                        <w:b/>
+                        <w:bCs/>
+                        <w:color w:val="FFFFFF" w:themeColor="background1"/>
+                        <w:sz w:val="24"/>
+                        <w:szCs w:val="28"/>
+                        <w:rtl/>
+                      </w:rPr>
+                      <w:t xml:space="preserve">1448 هـ </w:t>
+                    </w:r>
+                  </w:p>
+                </w:txbxContent>
+              </v:textbox>
+              <w10:wrap type="square" anchorx="margin"/>
+            </v:shape>
+          </w:pict>
+        </mc:Fallback>
+      </mc:AlternateContent>
+    </w:r>
   </w:p>
 </w:ftr>
 </file>
@@ -8508,7 +8205,7 @@
       <mc:AlternateContent>
         <mc:Choice Requires="wps">
           <w:drawing>
-            <wp:anchor distT="45720" distB="45720" distL="114300" distR="114300" simplePos="0" relativeHeight="251661312" behindDoc="0" locked="0" layoutInCell="1" allowOverlap="1" wp14:anchorId="4A7F0EDE" wp14:editId="18EE5881">
+            <wp:anchor distT="45720" distB="45720" distL="114300" distR="114300" simplePos="0" relativeHeight="251656192" behindDoc="0" locked="0" layoutInCell="1" allowOverlap="1" wp14:anchorId="4A7F0EDE" wp14:editId="18EE5881">
               <wp:simplePos x="0" y="0"/>
               <wp:positionH relativeFrom="margin">
                 <wp:align>left</wp:align>
@@ -8571,7 +8268,6 @@
                             </w:rPr>
                             <w:t>{{</w:t>
                           </w:r>
-                          <w:proofErr w:type="spellStart"/>
                           <w:r>
                             <w:rPr>
                               <w:rFonts w:ascii="IBM Plex Sans Arabic SemiBold" w:hAnsi="IBM Plex Sans Arabic SemiBold" w:cs="IBM Plex Sans Arabic SemiBold"/>
@@ -8583,7 +8279,6 @@
                             </w:rPr>
                             <w:t>educationDepartmentPrefix</w:t>
                           </w:r>
-                          <w:proofErr w:type="spellEnd"/>
                           <w:r>
                             <w:rPr>
                               <w:rFonts w:ascii="IBM Plex Sans Arabic SemiBold" w:hAnsi="IBM Plex Sans Arabic SemiBold" w:cs="IBM Plex Sans Arabic SemiBold"/>
@@ -8681,7 +8376,7 @@
               <v:stroke joinstyle="miter"/>
               <v:path gradientshapeok="t" o:connecttype="rect"/>
             </v:shapetype>
-            <v:shape id="مربع نص 1722858123" o:spid="_x0000_s1026" type="#_x0000_t202" style="position:absolute;margin-left:0;margin-top:.35pt;width:262.25pt;height:66pt;flip:x;z-index:251661312;visibility:visible;mso-wrap-style:square;mso-width-percent:0;mso-height-percent:0;mso-wrap-distance-left:9pt;mso-wrap-distance-top:3.6pt;mso-wrap-distance-right:9pt;mso-wrap-distance-bottom:3.6pt;mso-position-horizontal:left;mso-position-horizontal-relative:margin;mso-position-vertical:absolute;mso-position-vertical-relative:text;mso-width-percent:0;mso-height-percent:0;mso-width-relative:margin;mso-height-relative:margin;v-text-anchor:middle" o:gfxdata="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" filled="f" stroked="f">
+            <v:shape id="مربع نص 1722858123" o:spid="_x0000_s1026" type="#_x0000_t202" style="position:absolute;margin-left:0;margin-top:.35pt;width:262.25pt;height:66pt;flip:x;z-index:251656192;visibility:visible;mso-wrap-style:square;mso-width-percent:0;mso-height-percent:0;mso-wrap-distance-left:9pt;mso-wrap-distance-top:3.6pt;mso-wrap-distance-right:9pt;mso-wrap-distance-bottom:3.6pt;mso-position-horizontal:left;mso-position-horizontal-relative:margin;mso-position-vertical:absolute;mso-position-vertical-relative:text;mso-width-percent:0;mso-height-percent:0;mso-width-relative:margin;mso-height-relative:margin;v-text-anchor:middle" o:gfxdata="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" filled="f" stroked="f">
               <v:textbox inset="4pt,2pt,4pt,2pt">
                 <w:txbxContent>
                   <w:p>
@@ -8708,7 +8403,6 @@
                       </w:rPr>
                       <w:t>{{</w:t>
                     </w:r>
-                    <w:proofErr w:type="spellStart"/>
                     <w:r>
                       <w:rPr>
                         <w:rFonts w:ascii="IBM Plex Sans Arabic SemiBold" w:hAnsi="IBM Plex Sans Arabic SemiBold" w:cs="IBM Plex Sans Arabic SemiBold"/>
@@ -8720,7 +8414,6 @@
                       </w:rPr>
                       <w:t>educationDepartmentPrefix</w:t>
                     </w:r>
-                    <w:proofErr w:type="spellEnd"/>
                     <w:r>
                       <w:rPr>
                         <w:rFonts w:ascii="IBM Plex Sans Arabic SemiBold" w:hAnsi="IBM Plex Sans Arabic SemiBold" w:cs="IBM Plex Sans Arabic SemiBold"/>
@@ -8808,7 +8501,7 @@
         <w:noProof/>
       </w:rPr>
       <w:drawing>
-        <wp:anchor distT="0" distB="0" distL="114300" distR="114300" simplePos="0" relativeHeight="251659264" behindDoc="0" locked="0" layoutInCell="1" allowOverlap="1" wp14:anchorId="1357CF76" wp14:editId="7A4FF658">
+        <wp:anchor distT="0" distB="0" distL="114300" distR="114300" simplePos="0" relativeHeight="251654144" behindDoc="0" locked="0" layoutInCell="1" allowOverlap="1" wp14:anchorId="1357CF76" wp14:editId="7A4FF658">
           <wp:simplePos x="0" y="0"/>
           <wp:positionH relativeFrom="page">
             <wp:align>left</wp:align>
@@ -8881,7 +8574,7 @@
       <mc:AlternateContent>
         <mc:Choice Requires="wps">
           <w:drawing>
-            <wp:anchor distT="45720" distB="45720" distL="114300" distR="114300" simplePos="0" relativeHeight="251660288" behindDoc="0" locked="0" layoutInCell="1" allowOverlap="1" wp14:anchorId="6CCA5EC2" wp14:editId="2B81C1B1">
+            <wp:anchor distT="45720" distB="45720" distL="114300" distR="114300" simplePos="0" relativeHeight="251655168" behindDoc="0" locked="0" layoutInCell="1" allowOverlap="1" wp14:anchorId="6CCA5EC2" wp14:editId="2B81C1B1">
               <wp:simplePos x="0" y="0"/>
               <wp:positionH relativeFrom="margin">
                 <wp:align>center</wp:align>
@@ -8945,7 +8638,6 @@
                             </w:rPr>
                             <w:t>{{</w:t>
                           </w:r>
-                          <w:proofErr w:type="spellStart"/>
                           <w:r>
                             <w:rPr>
                               <w:rFonts w:ascii="Helvetica Neue W23 for SKY Bd" w:eastAsia="Times New Roman" w:hAnsi="Helvetica Neue W23 for SKY Bd" w:cs="Helvetica Neue W23 for SKY Bd"/>
@@ -8957,7 +8649,6 @@
                             </w:rPr>
                             <w:t>schoolDisplayName</w:t>
                           </w:r>
-                          <w:proofErr w:type="spellEnd"/>
                           <w:r>
                             <w:rPr>
                               <w:rFonts w:ascii="Helvetica Neue W23 for SKY Bd" w:eastAsia="Times New Roman" w:hAnsi="Helvetica Neue W23 for SKY Bd" w:cs="Helvetica Neue W23 for SKY Bd"/>
@@ -9003,7 +8694,7 @@
         </mc:Choice>
         <mc:Fallback>
           <w:pict>
-            <v:shape w14:anchorId="6CCA5EC2" id="مربع نص 1958827686" o:spid="_x0000_s1027" type="#_x0000_t202" style="position:absolute;left:0;text-align:left;margin-left:0;margin-top:38pt;width:193.4pt;height:36pt;flip:x;z-index:251660288;visibility:visible;mso-wrap-style:square;mso-width-percent:0;mso-height-percent:0;mso-wrap-distance-left:9pt;mso-wrap-distance-top:3.6pt;mso-wrap-distance-right:9pt;mso-wrap-distance-bottom:3.6pt;mso-position-horizontal:center;mso-position-horizontal-relative:margin;mso-position-vertical:absolute;mso-position-vertical-relative:text;mso-width-percent:0;mso-height-percent:0;mso-width-relative:margin;mso-height-relative:margin;v-text-anchor:top" o:gfxdata="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" filled="f" stroked="f">
+            <v:shape w14:anchorId="6CCA5EC2" id="مربع نص 1958827686" o:spid="_x0000_s1027" type="#_x0000_t202" style="position:absolute;left:0;text-align:left;margin-left:0;margin-top:38pt;width:193.4pt;height:36pt;flip:x;z-index:251655168;visibility:visible;mso-wrap-style:square;mso-width-percent:0;mso-height-percent:0;mso-wrap-distance-left:9pt;mso-wrap-distance-top:3.6pt;mso-wrap-distance-right:9pt;mso-wrap-distance-bottom:3.6pt;mso-position-horizontal:center;mso-position-horizontal-relative:margin;mso-position-vertical:absolute;mso-position-vertical-relative:text;mso-width-percent:0;mso-height-percent:0;mso-width-relative:margin;mso-height-relative:margin;v-text-anchor:top" o:gfxdata="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" filled="f" stroked="f">
               <v:textbox>
                 <w:txbxContent>
                   <w:p>
@@ -9031,7 +8722,6 @@
                       </w:rPr>
                       <w:t>{{</w:t>
                     </w:r>
-                    <w:proofErr w:type="spellStart"/>
                     <w:r>
                       <w:rPr>
                         <w:rFonts w:ascii="Helvetica Neue W23 for SKY Bd" w:eastAsia="Times New Roman" w:hAnsi="Helvetica Neue W23 for SKY Bd" w:cs="Helvetica Neue W23 for SKY Bd"/>
@@ -9043,7 +8733,6 @@
                       </w:rPr>
                       <w:t>schoolDisplayName</w:t>
                     </w:r>
-                    <w:proofErr w:type="spellEnd"/>
                     <w:r>
                       <w:rPr>
                         <w:rFonts w:ascii="Helvetica Neue W23 for SKY Bd" w:eastAsia="Times New Roman" w:hAnsi="Helvetica Neue W23 for SKY Bd" w:cs="Helvetica Neue W23 for SKY Bd"/>
